--- a/eng/docx/05.content.docx
+++ b/eng/docx/05.content.docx
@@ -1339,7 +1339,7 @@
           <w:b/>
           <w:lang w:val="en_US" w:bidi="en_US"/>
         </w:rPr>
-        <w:t>What did Yehweh command the people to be careful not to do?</w:t>
+        <w:t>What did Yahweh command the people to be careful not to do?</w:t>
       </w:r>
     </w:p>
     <w:p>
